--- a/redis/redis-5632/redis-5632.docx
+++ b/redis/redis-5632/redis-5632.docx
@@ -27,7 +27,14 @@
           <w:sz w:val="50"/>
           <w:szCs w:val="50"/>
         </w:rPr>
-        <w:t>issue-</w:t>
+        <w:t>issue-5632</w:t>
+      </w:r>
+      <w:r>
+        <w:rPr>
+          <w:sz w:val="50"/>
+          <w:szCs w:val="50"/>
+        </w:rPr>
+        <w:t xml:space="preserve"> </w:t>
       </w:r>
       <w:r>
         <w:rPr>
@@ -36,22 +43,6 @@
           <w:sz w:val="50"/>
           <w:szCs w:val="50"/>
         </w:rPr>
-        <w:t>5632</w:t>
-      </w:r>
-      <w:r>
-        <w:rPr>
-          <w:sz w:val="50"/>
-          <w:szCs w:val="50"/>
-        </w:rPr>
-        <w:t xml:space="preserve"> </w:t>
-      </w:r>
-      <w:r>
-        <w:rPr>
-          <w:b w:val="false"/>
-          <w:bCs w:val="false"/>
-          <w:sz w:val="50"/>
-          <w:szCs w:val="50"/>
-        </w:rPr>
         <w:t xml:space="preserve">분석 </w:t>
       </w:r>
     </w:p>
@@ -76,58 +67,53 @@
     <w:p>
       <w:pPr>
         <w:pStyle w:val="Normal"/>
-        <w:bidi w:val="0"/>
-        <w:jc w:val="start"/>
-        <w:rPr/>
-      </w:pPr>
-      <w:r>
-        <w:rPr/>
+        <w:rPr/>
+      </w:pPr>
+      <w:r>
+        <w:rPr>
+          <w:rStyle w:val="SourceText"/>
+        </w:rPr>
         <w:t>redis server</w:t>
       </w:r>
       <w:r>
-        <w:rPr/>
+        <w:rPr>
+          <w:rStyle w:val="SourceText"/>
+        </w:rPr>
         <w:t xml:space="preserve">에 </w:t>
       </w:r>
       <w:r>
-        <w:rPr/>
+        <w:rPr>
+          <w:rStyle w:val="SourceText"/>
+        </w:rPr>
         <w:t>empty string(“”) key</w:t>
       </w:r>
       <w:r>
-        <w:rPr/>
+        <w:rPr>
+          <w:rStyle w:val="SourceText"/>
+        </w:rPr>
         <w:t xml:space="preserve">가 있을 때 </w:t>
       </w:r>
       <w:r>
         <w:rPr>
           <w:rStyle w:val="SourceText"/>
-          <w:sz w:val="22"/>
         </w:rPr>
         <w:t>KEYS "\x00*z"</w:t>
       </w:r>
       <w:r>
         <w:rPr>
           <w:rStyle w:val="SourceText"/>
-          <w:sz w:val="21"/>
-        </w:rPr>
-        <w:t>라</w:t>
-      </w:r>
-      <w:r>
-        <w:rPr>
-          <w:rStyle w:val="SourceText"/>
-          <w:sz w:val="21"/>
-        </w:rPr>
-        <w:t xml:space="preserve">는 명령을 보내면 </w:t>
-      </w:r>
-      <w:r>
-        <w:rPr>
-          <w:rStyle w:val="SourceText"/>
-          <w:sz w:val="22"/>
-        </w:rPr>
-        <w:t xml:space="preserve">redis server </w:t>
-      </w:r>
-      <w:r>
-        <w:rPr>
-          <w:rStyle w:val="SourceText"/>
-          <w:sz w:val="21"/>
+        </w:rPr>
+        <w:t xml:space="preserve">라는 명령을 보내면 </w:t>
+      </w:r>
+      <w:r>
+        <w:rPr>
+          <w:rStyle w:val="SourceText"/>
+        </w:rPr>
+        <w:t>redis server</w:t>
+      </w:r>
+      <w:r>
+        <w:rPr>
+          <w:rStyle w:val="SourceText"/>
         </w:rPr>
         <w:t>가 크래시 되는 이슈</w:t>
       </w:r>
@@ -152,8 +138,7 @@
     <w:p>
       <w:pPr>
         <w:pStyle w:val="Code"/>
-        <w:pBdr/>
-        <w:shd w:fill="FFFFFF" w:val="clear"/>
+        <w:shd w:val="clear" w:fill="FFFFFF"/>
         <w:bidi w:val="0"/>
         <w:jc w:val="start"/>
         <w:rPr/>
@@ -186,8 +171,7 @@
     <w:p>
       <w:pPr>
         <w:pStyle w:val="Code"/>
-        <w:pBdr/>
-        <w:shd w:fill="FFFFFF" w:val="clear"/>
+        <w:shd w:val="clear" w:fill="FFFFFF"/>
         <w:bidi w:val="0"/>
         <w:jc w:val="start"/>
         <w:rPr/>
@@ -238,8 +222,7 @@
     <w:p>
       <w:pPr>
         <w:pStyle w:val="Code"/>
-        <w:pBdr/>
-        <w:shd w:fill="FFFFFF" w:val="clear"/>
+        <w:shd w:val="clear" w:fill="FFFFFF"/>
         <w:bidi w:val="0"/>
         <w:jc w:val="start"/>
         <w:rPr/>
@@ -266,8 +249,7 @@
     <w:p>
       <w:pPr>
         <w:pStyle w:val="Code"/>
-        <w:pBdr/>
-        <w:shd w:fill="FFFFFF" w:val="clear"/>
+        <w:shd w:val="clear" w:fill="FFFFFF"/>
         <w:bidi w:val="0"/>
         <w:jc w:val="start"/>
         <w:rPr/>
@@ -282,8 +264,7 @@
     <w:p>
       <w:pPr>
         <w:pStyle w:val="Code"/>
-        <w:pBdr/>
-        <w:shd w:fill="FFFFFF" w:val="clear"/>
+        <w:shd w:val="clear" w:fill="FFFFFF"/>
         <w:bidi w:val="0"/>
         <w:jc w:val="start"/>
         <w:rPr/>
@@ -298,8 +279,7 @@
     <w:p>
       <w:pPr>
         <w:pStyle w:val="Code"/>
-        <w:pBdr/>
-        <w:shd w:fill="FFFFFF" w:val="clear"/>
+        <w:shd w:val="clear" w:fill="FFFFFF"/>
         <w:bidi w:val="0"/>
         <w:jc w:val="start"/>
         <w:rPr/>
@@ -314,8 +294,7 @@
     <w:p>
       <w:pPr>
         <w:pStyle w:val="Code"/>
-        <w:pBdr/>
-        <w:shd w:fill="FFFFFF" w:val="clear"/>
+        <w:shd w:val="clear" w:fill="FFFFFF"/>
         <w:bidi w:val="0"/>
         <w:jc w:val="start"/>
         <w:rPr/>
@@ -330,8 +309,7 @@
     <w:p>
       <w:pPr>
         <w:pStyle w:val="Code"/>
-        <w:pBdr/>
-        <w:shd w:fill="FFFFFF" w:val="clear"/>
+        <w:shd w:val="clear" w:fill="FFFFFF"/>
         <w:bidi w:val="0"/>
         <w:jc w:val="start"/>
         <w:rPr/>
@@ -346,8 +324,7 @@
     <w:p>
       <w:pPr>
         <w:pStyle w:val="Code"/>
-        <w:pBdr/>
-        <w:shd w:fill="FFFFFF" w:val="clear"/>
+        <w:shd w:val="clear" w:fill="FFFFFF"/>
         <w:bidi w:val="0"/>
         <w:jc w:val="start"/>
         <w:rPr/>
@@ -362,8 +339,7 @@
     <w:p>
       <w:pPr>
         <w:pStyle w:val="Code"/>
-        <w:pBdr/>
-        <w:shd w:fill="FFFFFF" w:val="clear"/>
+        <w:shd w:val="clear" w:fill="FFFFFF"/>
         <w:bidi w:val="0"/>
         <w:jc w:val="start"/>
         <w:rPr/>
@@ -378,8 +354,7 @@
     <w:p>
       <w:pPr>
         <w:pStyle w:val="Code"/>
-        <w:pBdr/>
-        <w:shd w:fill="FFFFFF" w:val="clear"/>
+        <w:shd w:val="clear" w:fill="FFFFFF"/>
         <w:bidi w:val="0"/>
         <w:jc w:val="start"/>
         <w:rPr/>
@@ -394,8 +369,7 @@
     <w:p>
       <w:pPr>
         <w:pStyle w:val="Code"/>
-        <w:pBdr/>
-        <w:shd w:fill="FFFFFF" w:val="clear"/>
+        <w:shd w:val="clear" w:fill="FFFFFF"/>
         <w:bidi w:val="0"/>
         <w:jc w:val="start"/>
         <w:rPr/>
@@ -410,23 +384,21 @@
     <w:p>
       <w:pPr>
         <w:pStyle w:val="Code"/>
-        <w:pBdr/>
-        <w:shd w:fill="FFFFFF" w:val="clear"/>
-        <w:bidi w:val="0"/>
-        <w:jc w:val="start"/>
-        <w:rPr>
-          <w:rStyle w:val="SourceText"/>
-        </w:rPr>
-      </w:pPr>
-      <w:r>
-        <w:rPr/>
-      </w:r>
-    </w:p>
-    <w:p>
-      <w:pPr>
-        <w:pStyle w:val="Code"/>
-        <w:pBdr/>
-        <w:shd w:fill="FFFFFF" w:val="clear"/>
+        <w:shd w:val="clear" w:fill="FFFFFF"/>
+        <w:bidi w:val="0"/>
+        <w:jc w:val="start"/>
+        <w:rPr>
+          <w:rStyle w:val="SourceText"/>
+        </w:rPr>
+      </w:pPr>
+      <w:r>
+        <w:rPr/>
+      </w:r>
+    </w:p>
+    <w:p>
+      <w:pPr>
+        <w:pStyle w:val="Code"/>
+        <w:shd w:val="clear" w:fill="FFFFFF"/>
         <w:bidi w:val="0"/>
         <w:jc w:val="start"/>
         <w:rPr/>
@@ -453,23 +425,21 @@
     <w:p>
       <w:pPr>
         <w:pStyle w:val="Code"/>
-        <w:pBdr/>
-        <w:shd w:fill="FFFFFF" w:val="clear"/>
-        <w:bidi w:val="0"/>
-        <w:jc w:val="start"/>
-        <w:rPr>
-          <w:rStyle w:val="SourceText"/>
-        </w:rPr>
-      </w:pPr>
-      <w:r>
-        <w:rPr/>
-      </w:r>
-    </w:p>
-    <w:p>
-      <w:pPr>
-        <w:pStyle w:val="Code"/>
-        <w:pBdr/>
-        <w:shd w:fill="FFFFFF" w:val="clear"/>
+        <w:shd w:val="clear" w:fill="FFFFFF"/>
+        <w:bidi w:val="0"/>
+        <w:jc w:val="start"/>
+        <w:rPr>
+          <w:rStyle w:val="SourceText"/>
+        </w:rPr>
+      </w:pPr>
+      <w:r>
+        <w:rPr/>
+      </w:r>
+    </w:p>
+    <w:p>
+      <w:pPr>
+        <w:pStyle w:val="Code"/>
+        <w:shd w:val="clear" w:fill="FFFFFF"/>
         <w:bidi w:val="0"/>
         <w:jc w:val="start"/>
         <w:rPr/>
@@ -484,8 +454,7 @@
     <w:p>
       <w:pPr>
         <w:pStyle w:val="Code"/>
-        <w:pBdr/>
-        <w:shd w:fill="FFFFFF" w:val="clear"/>
+        <w:shd w:val="clear" w:fill="FFFFFF"/>
         <w:bidi w:val="0"/>
         <w:jc w:val="start"/>
         <w:rPr/>
@@ -500,8 +469,7 @@
     <w:p>
       <w:pPr>
         <w:pStyle w:val="Code"/>
-        <w:pBdr/>
-        <w:shd w:fill="FFFFFF" w:val="clear"/>
+        <w:shd w:val="clear" w:fill="FFFFFF"/>
         <w:bidi w:val="0"/>
         <w:jc w:val="start"/>
         <w:rPr/>
@@ -516,8 +484,7 @@
     <w:p>
       <w:pPr>
         <w:pStyle w:val="Code"/>
-        <w:pBdr/>
-        <w:shd w:fill="FFFFFF" w:val="clear"/>
+        <w:shd w:val="clear" w:fill="FFFFFF"/>
         <w:bidi w:val="0"/>
         <w:jc w:val="start"/>
         <w:rPr/>
@@ -532,8 +499,7 @@
     <w:p>
       <w:pPr>
         <w:pStyle w:val="Code"/>
-        <w:pBdr/>
-        <w:shd w:fill="FFFFFF" w:val="clear"/>
+        <w:shd w:val="clear" w:fill="FFFFFF"/>
         <w:bidi w:val="0"/>
         <w:jc w:val="start"/>
         <w:rPr/>
@@ -548,23 +514,21 @@
     <w:p>
       <w:pPr>
         <w:pStyle w:val="Code"/>
-        <w:pBdr/>
-        <w:shd w:fill="FFFFFF" w:val="clear"/>
-        <w:bidi w:val="0"/>
-        <w:jc w:val="start"/>
-        <w:rPr>
-          <w:rStyle w:val="SourceText"/>
-        </w:rPr>
-      </w:pPr>
-      <w:r>
-        <w:rPr/>
-      </w:r>
-    </w:p>
-    <w:p>
-      <w:pPr>
-        <w:pStyle w:val="Code"/>
-        <w:pBdr/>
-        <w:shd w:fill="FFFFFF" w:val="clear"/>
+        <w:shd w:val="clear" w:fill="FFFFFF"/>
+        <w:bidi w:val="0"/>
+        <w:jc w:val="start"/>
+        <w:rPr>
+          <w:rStyle w:val="SourceText"/>
+        </w:rPr>
+      </w:pPr>
+      <w:r>
+        <w:rPr/>
+      </w:r>
+    </w:p>
+    <w:p>
+      <w:pPr>
+        <w:pStyle w:val="Code"/>
+        <w:shd w:val="clear" w:fill="FFFFFF"/>
         <w:bidi w:val="0"/>
         <w:jc w:val="start"/>
         <w:rPr/>
@@ -579,8 +543,7 @@
     <w:p>
       <w:pPr>
         <w:pStyle w:val="Code"/>
-        <w:pBdr/>
-        <w:shd w:fill="FFFFFF" w:val="clear"/>
+        <w:shd w:val="clear" w:fill="FFFFFF"/>
         <w:bidi w:val="0"/>
         <w:jc w:val="start"/>
         <w:rPr/>
@@ -595,8 +558,7 @@
     <w:p>
       <w:pPr>
         <w:pStyle w:val="Code"/>
-        <w:pBdr/>
-        <w:shd w:fill="FFFFFF" w:val="clear"/>
+        <w:shd w:val="clear" w:fill="FFFFFF"/>
         <w:bidi w:val="0"/>
         <w:jc w:val="start"/>
         <w:rPr/>
@@ -625,23 +587,21 @@
     <w:p>
       <w:pPr>
         <w:pStyle w:val="Code"/>
-        <w:pBdr/>
-        <w:shd w:fill="FFFFFF" w:val="clear"/>
-        <w:bidi w:val="0"/>
-        <w:jc w:val="start"/>
-        <w:rPr>
-          <w:rStyle w:val="SourceText"/>
-        </w:rPr>
-      </w:pPr>
-      <w:r>
-        <w:rPr/>
-      </w:r>
-    </w:p>
-    <w:p>
-      <w:pPr>
-        <w:pStyle w:val="Code"/>
-        <w:pBdr/>
-        <w:shd w:fill="FFFFFF" w:val="clear"/>
+        <w:shd w:val="clear" w:fill="FFFFFF"/>
+        <w:bidi w:val="0"/>
+        <w:jc w:val="start"/>
+        <w:rPr>
+          <w:rStyle w:val="SourceText"/>
+        </w:rPr>
+      </w:pPr>
+      <w:r>
+        <w:rPr/>
+      </w:r>
+    </w:p>
+    <w:p>
+      <w:pPr>
+        <w:pStyle w:val="Code"/>
+        <w:shd w:val="clear" w:fill="FFFFFF"/>
         <w:bidi w:val="0"/>
         <w:jc w:val="start"/>
         <w:rPr/>
@@ -656,8 +616,7 @@
     <w:p>
       <w:pPr>
         <w:pStyle w:val="Code"/>
-        <w:pBdr/>
-        <w:shd w:fill="FFFFFF" w:val="clear"/>
+        <w:shd w:val="clear" w:fill="FFFFFF"/>
         <w:bidi w:val="0"/>
         <w:jc w:val="start"/>
         <w:rPr/>
@@ -672,8 +631,7 @@
     <w:p>
       <w:pPr>
         <w:pStyle w:val="Code"/>
-        <w:pBdr/>
-        <w:shd w:fill="FFFFFF" w:val="clear"/>
+        <w:shd w:val="clear" w:fill="FFFFFF"/>
         <w:bidi w:val="0"/>
         <w:jc w:val="start"/>
         <w:rPr/>
@@ -688,8 +646,7 @@
     <w:p>
       <w:pPr>
         <w:pStyle w:val="Code"/>
-        <w:pBdr/>
-        <w:shd w:fill="FFFFFF" w:val="clear"/>
+        <w:shd w:val="clear" w:fill="FFFFFF"/>
         <w:bidi w:val="0"/>
         <w:jc w:val="start"/>
         <w:rPr/>
@@ -704,8 +661,7 @@
     <w:p>
       <w:pPr>
         <w:pStyle w:val="Code"/>
-        <w:pBdr/>
-        <w:shd w:fill="FFFFFF" w:val="clear"/>
+        <w:shd w:val="clear" w:fill="FFFFFF"/>
         <w:bidi w:val="0"/>
         <w:jc w:val="start"/>
         <w:rPr/>
@@ -720,8 +676,7 @@
     <w:p>
       <w:pPr>
         <w:pStyle w:val="Code"/>
-        <w:pBdr/>
-        <w:shd w:fill="FFFFFF" w:val="clear"/>
+        <w:shd w:val="clear" w:fill="FFFFFF"/>
         <w:bidi w:val="0"/>
         <w:jc w:val="start"/>
         <w:rPr/>
@@ -736,8 +691,7 @@
     <w:p>
       <w:pPr>
         <w:pStyle w:val="Code"/>
-        <w:pBdr/>
-        <w:shd w:fill="FFFFFF" w:val="clear"/>
+        <w:shd w:val="clear" w:fill="FFFFFF"/>
         <w:bidi w:val="0"/>
         <w:jc w:val="start"/>
         <w:rPr/>
@@ -752,8 +706,7 @@
     <w:p>
       <w:pPr>
         <w:pStyle w:val="Code"/>
-        <w:pBdr/>
-        <w:shd w:fill="FFFFFF" w:val="clear"/>
+        <w:shd w:val="clear" w:fill="FFFFFF"/>
         <w:bidi w:val="0"/>
         <w:jc w:val="start"/>
         <w:rPr/>
@@ -768,8 +721,7 @@
     <w:p>
       <w:pPr>
         <w:pStyle w:val="Code"/>
-        <w:pBdr/>
-        <w:shd w:fill="FFFFFF" w:val="clear"/>
+        <w:shd w:val="clear" w:fill="FFFFFF"/>
         <w:bidi w:val="0"/>
         <w:jc w:val="start"/>
         <w:rPr/>
@@ -784,8 +736,7 @@
     <w:p>
       <w:pPr>
         <w:pStyle w:val="Code"/>
-        <w:pBdr/>
-        <w:shd w:fill="FFFFFF" w:val="clear"/>
+        <w:shd w:val="clear" w:fill="FFFFFF"/>
         <w:bidi w:val="0"/>
         <w:jc w:val="start"/>
         <w:rPr/>
@@ -800,8 +751,7 @@
     <w:p>
       <w:pPr>
         <w:pStyle w:val="Code"/>
-        <w:pBdr/>
-        <w:shd w:fill="FFFFFF" w:val="clear"/>
+        <w:shd w:val="clear" w:fill="FFFFFF"/>
         <w:bidi w:val="0"/>
         <w:jc w:val="start"/>
         <w:rPr/>
@@ -816,8 +766,7 @@
     <w:p>
       <w:pPr>
         <w:pStyle w:val="Code"/>
-        <w:pBdr/>
-        <w:shd w:fill="FFFFFF" w:val="clear"/>
+        <w:shd w:val="clear" w:fill="FFFFFF"/>
         <w:bidi w:val="0"/>
         <w:jc w:val="start"/>
         <w:rPr/>
@@ -832,8 +781,7 @@
     <w:p>
       <w:pPr>
         <w:pStyle w:val="Code"/>
-        <w:pBdr/>
-        <w:shd w:fill="FFFFFF" w:val="clear"/>
+        <w:shd w:val="clear" w:fill="FFFFFF"/>
         <w:bidi w:val="0"/>
         <w:jc w:val="start"/>
         <w:rPr/>
@@ -848,8 +796,7 @@
     <w:p>
       <w:pPr>
         <w:pStyle w:val="Code"/>
-        <w:pBdr/>
-        <w:shd w:fill="FFFFFF" w:val="clear"/>
+        <w:shd w:val="clear" w:fill="FFFFFF"/>
         <w:bidi w:val="0"/>
         <w:jc w:val="start"/>
         <w:rPr/>
@@ -864,8 +811,7 @@
     <w:p>
       <w:pPr>
         <w:pStyle w:val="Code"/>
-        <w:pBdr/>
-        <w:shd w:fill="FFFFFF" w:val="clear"/>
+        <w:shd w:val="clear" w:fill="FFFFFF"/>
         <w:bidi w:val="0"/>
         <w:jc w:val="start"/>
         <w:rPr/>
@@ -880,8 +826,7 @@
     <w:p>
       <w:pPr>
         <w:pStyle w:val="Code"/>
-        <w:pBdr/>
-        <w:shd w:fill="FFFFFF" w:val="clear"/>
+        <w:shd w:val="clear" w:fill="FFFFFF"/>
         <w:bidi w:val="0"/>
         <w:jc w:val="start"/>
         <w:rPr/>
@@ -907,44 +852,30 @@
     </w:p>
     <w:p>
       <w:pPr>
-        <w:pStyle w:val="BodyText"/>
-        <w:bidi w:val="0"/>
-        <w:jc w:val="start"/>
-        <w:rPr/>
-      </w:pPr>
-      <w:r>
-        <w:rPr>
-          <w:rStyle w:val="SourceText"/>
-          <w:sz w:val="22"/>
+        <w:pStyle w:val="Normal"/>
+        <w:rPr/>
+      </w:pPr>
+      <w:r>
+        <w:rPr>
+          <w:rStyle w:val="SourceText"/>
         </w:rPr>
         <w:t>redis</w:t>
       </w:r>
       <w:r>
         <w:rPr>
           <w:rStyle w:val="SourceText"/>
-          <w:rFonts w:ascii="Liberation Sans" w:hAnsi="Liberation Sans"/>
-          <w:sz w:val="21"/>
         </w:rPr>
         <w:t xml:space="preserve">의 버그 리포트에서 </w:t>
       </w:r>
       <w:r>
         <w:rPr>
           <w:rStyle w:val="SourceText"/>
-          <w:sz w:val="22"/>
-        </w:rPr>
-        <w:t>stringmatchle</w:t>
-      </w:r>
-      <w:r>
-        <w:rPr>
-          <w:rStyle w:val="SourceText"/>
-          <w:sz w:val="22"/>
-        </w:rPr>
-        <w:t xml:space="preserve">n() </w:t>
-      </w:r>
-      <w:r>
-        <w:rPr>
-          <w:rStyle w:val="SourceText"/>
-          <w:sz w:val="21"/>
+        </w:rPr>
+        <w:t xml:space="preserve">stringmatchlen() </w:t>
+      </w:r>
+      <w:r>
+        <w:rPr>
+          <w:rStyle w:val="SourceText"/>
         </w:rPr>
         <w:t>함수를 발견</w:t>
       </w:r>
@@ -968,101 +899,108 @@
     </w:p>
     <w:p>
       <w:pPr>
+        <w:pStyle w:val="Normal"/>
+        <w:rPr/>
+      </w:pPr>
+      <w:r>
+        <w:rPr>
+          <w:rStyle w:val="SourceText"/>
+        </w:rPr>
+        <w:t xml:space="preserve">클라이언트가 전달한 패턴과 일치하는 </w:t>
+      </w:r>
+      <w:r>
+        <w:rPr>
+          <w:rStyle w:val="SourceText"/>
+        </w:rPr>
+        <w:t>key</w:t>
+      </w:r>
+      <w:r>
+        <w:rPr>
+          <w:rStyle w:val="SourceText"/>
+        </w:rPr>
+        <w:t>를 찾는 과정에서</w:t>
+      </w:r>
+    </w:p>
+    <w:p>
+      <w:pPr>
+        <w:pStyle w:val="Normal"/>
+        <w:rPr/>
+      </w:pPr>
+      <w:r>
+        <w:rPr>
+          <w:rStyle w:val="SourceText"/>
+        </w:rPr>
+        <w:t xml:space="preserve">패턴과 </w:t>
+      </w:r>
+      <w:r>
+        <w:rPr>
+          <w:rStyle w:val="SourceText"/>
+        </w:rPr>
+        <w:t>string</w:t>
+      </w:r>
+      <w:r>
+        <w:rPr>
+          <w:rStyle w:val="SourceText"/>
+        </w:rPr>
+        <w:t xml:space="preserve">이 일치하는지 확인하는 함수 </w:t>
+      </w:r>
+      <w:r>
+        <w:rPr>
+          <w:rStyle w:val="SourceText"/>
+        </w:rPr>
+        <w:t>stringmatchlen()</w:t>
+      </w:r>
+      <w:r>
+        <w:rPr>
+          <w:rStyle w:val="SourceText"/>
+        </w:rPr>
+        <w:t>을 호출</w:t>
+      </w:r>
+    </w:p>
+    <w:p>
+      <w:pPr>
+        <w:pStyle w:val="Normal"/>
+        <w:rPr/>
+      </w:pPr>
+      <w:r>
+        <w:rPr>
+          <w:rStyle w:val="SourceText"/>
+        </w:rPr>
+        <w:t xml:space="preserve">함수 </w:t>
+      </w:r>
+      <w:r>
+        <w:rPr>
+          <w:rStyle w:val="SourceText"/>
+        </w:rPr>
+        <w:t>stringmatchlen()</w:t>
+      </w:r>
+      <w:r>
+        <w:rPr>
+          <w:rStyle w:val="SourceText"/>
+        </w:rPr>
+        <w:t xml:space="preserve">는 패턴 문자로 </w:t>
+      </w:r>
+      <w:r>
+        <w:rPr>
+          <w:rStyle w:val="SourceText"/>
+        </w:rPr>
+        <w:t>NULL</w:t>
+      </w:r>
+      <w:r>
+        <w:rPr>
+          <w:rStyle w:val="SourceText"/>
+        </w:rPr>
+        <w:t>문자가 들어가는 걸 상정하지 않았기 때문에 오작동</w:t>
+      </w:r>
+      <w:r>
+        <w:br w:type="page"/>
+      </w:r>
+    </w:p>
+    <w:p>
+      <w:pPr>
         <w:pStyle w:val="BodyText"/>
         <w:bidi w:val="0"/>
-        <w:jc w:val="start"/>
-        <w:rPr/>
-      </w:pPr>
-      <w:r>
-        <w:rPr/>
-        <w:t xml:space="preserve">클라이언트가 전달한 패턴과 일치하는 </w:t>
-      </w:r>
-      <w:r>
-        <w:rPr/>
-        <w:t>key</w:t>
-      </w:r>
-      <w:r>
-        <w:rPr/>
-        <w:t>를 찾는 과정에서</w:t>
-      </w:r>
-    </w:p>
-    <w:p>
-      <w:pPr>
-        <w:pStyle w:val="BodyText"/>
-        <w:bidi w:val="0"/>
-        <w:jc w:val="start"/>
-        <w:rPr/>
-      </w:pPr>
-      <w:r>
-        <w:rPr/>
-        <w:t xml:space="preserve">패턴과 </w:t>
-      </w:r>
-      <w:r>
-        <w:rPr/>
-        <w:t>string</w:t>
-      </w:r>
-      <w:r>
-        <w:rPr/>
-        <w:t xml:space="preserve">이 일치하는지 확인하는 함수 </w:t>
-      </w:r>
-      <w:r>
-        <w:rPr>
-          <w:rStyle w:val="SourceText"/>
-        </w:rPr>
-        <w:t>stringmatchlen()</w:t>
-      </w:r>
-      <w:r>
-        <w:rPr>
-          <w:rStyle w:val="SourceText"/>
-        </w:rPr>
-        <w:t>을 호출</w:t>
-      </w:r>
-    </w:p>
-    <w:p>
-      <w:pPr>
-        <w:pStyle w:val="BodyText"/>
-        <w:bidi w:val="0"/>
-        <w:jc w:val="start"/>
-        <w:rPr/>
-      </w:pPr>
-      <w:r>
-        <w:rPr>
-          <w:rStyle w:val="SourceText"/>
-        </w:rPr>
-        <w:t xml:space="preserve">함수 </w:t>
-      </w:r>
-      <w:r>
-        <w:rPr>
-          <w:rStyle w:val="SourceText"/>
-        </w:rPr>
-        <w:t>stringmatchlen()</w:t>
-      </w:r>
-      <w:r>
-        <w:rPr>
-          <w:rStyle w:val="SourceText"/>
-        </w:rPr>
-        <w:t xml:space="preserve">는 패턴 문자로 </w:t>
-      </w:r>
-      <w:r>
-        <w:rPr>
-          <w:rStyle w:val="SourceText"/>
-        </w:rPr>
-        <w:t>NULL</w:t>
-      </w:r>
-      <w:r>
-        <w:rPr>
-          <w:rStyle w:val="SourceText"/>
-        </w:rPr>
-        <w:t>문자가 들어가는 걸 상정하지 않았기 때문에 오작동</w:t>
-      </w:r>
-      <w:r>
-        <w:br w:type="page"/>
-      </w:r>
-    </w:p>
-    <w:p>
-      <w:pPr>
-        <w:pStyle w:val="BodyText"/>
-        <w:bidi w:val="0"/>
+        <w:spacing w:before="0" w:after="0"/>
         <w:jc w:val="start"/>
         <w:rPr>
           <w:rStyle w:val="SourceText"/>
@@ -1099,43 +1037,35 @@
     </w:p>
     <w:p>
       <w:pPr>
-        <w:pStyle w:val="BodyText"/>
-        <w:bidi w:val="0"/>
-        <w:jc w:val="start"/>
-        <w:rPr/>
-      </w:pPr>
-      <w:r>
-        <w:rPr/>
+        <w:pStyle w:val="Normal"/>
+        <w:rPr/>
+      </w:pPr>
+      <w:r>
+        <w:rPr>
+          <w:rStyle w:val="SourceText"/>
+        </w:rPr>
         <w:t>변수 상태</w:t>
       </w:r>
     </w:p>
     <w:p>
       <w:pPr>
         <w:pStyle w:val="Code"/>
-        <w:pBdr/>
-        <w:shd w:fill="FFFFFF" w:val="clear"/>
-        <w:bidi w:val="0"/>
-        <w:jc w:val="start"/>
-        <w:rPr/>
-      </w:pPr>
-      <w:r>
-        <w:rPr>
-          <w:rStyle w:val="SourceText"/>
-        </w:rPr>
-        <w:t>p</w:t>
-      </w:r>
-      <w:r>
-        <w:rPr>
-          <w:rStyle w:val="SourceText"/>
-        </w:rPr>
-        <w:t>attern: [‘\0’, ‘*’, ‘z’]</w:t>
-      </w:r>
-    </w:p>
-    <w:p>
-      <w:pPr>
-        <w:pStyle w:val="Code"/>
-        <w:pBdr/>
-        <w:shd w:fill="FFFFFF" w:val="clear"/>
+        <w:shd w:val="clear" w:fill="FFFFFF"/>
+        <w:bidi w:val="0"/>
+        <w:jc w:val="start"/>
+        <w:rPr/>
+      </w:pPr>
+      <w:r>
+        <w:rPr>
+          <w:rStyle w:val="SourceText"/>
+        </w:rPr>
+        <w:t>pattern: [‘\0’, ‘*’, ‘z’]</w:t>
+      </w:r>
+    </w:p>
+    <w:p>
+      <w:pPr>
+        <w:pStyle w:val="Code"/>
+        <w:shd w:val="clear" w:fill="FFFFFF"/>
         <w:bidi w:val="0"/>
         <w:jc w:val="start"/>
         <w:rPr/>
@@ -1150,30 +1080,22 @@
     <w:p>
       <w:pPr>
         <w:pStyle w:val="Code"/>
-        <w:pBdr/>
-        <w:shd w:fill="FFFFFF" w:val="clear"/>
-        <w:bidi w:val="0"/>
-        <w:jc w:val="start"/>
-        <w:rPr/>
-      </w:pPr>
-      <w:r>
-        <w:rPr>
-          <w:rStyle w:val="SourceText"/>
-        </w:rPr>
-        <w:t xml:space="preserve">string: “\0”  </w:t>
-      </w:r>
-      <w:r>
-        <w:rPr>
-          <w:rStyle w:val="SourceText"/>
-        </w:rPr>
-        <w:t># null terminated string</w:t>
-      </w:r>
-    </w:p>
-    <w:p>
-      <w:pPr>
-        <w:pStyle w:val="Code"/>
-        <w:pBdr/>
-        <w:shd w:fill="FFFFFF" w:val="clear"/>
+        <w:shd w:val="clear" w:fill="FFFFFF"/>
+        <w:bidi w:val="0"/>
+        <w:jc w:val="start"/>
+        <w:rPr/>
+      </w:pPr>
+      <w:r>
+        <w:rPr>
+          <w:rStyle w:val="SourceText"/>
+        </w:rPr>
+        <w:t>string: “\0”  # null terminated string</w:t>
+      </w:r>
+    </w:p>
+    <w:p>
+      <w:pPr>
+        <w:pStyle w:val="Code"/>
+        <w:shd w:val="clear" w:fill="FFFFFF"/>
         <w:bidi w:val="0"/>
         <w:jc w:val="start"/>
         <w:rPr/>
@@ -1187,9 +1109,7 @@
     </w:p>
     <w:p>
       <w:pPr>
-        <w:pStyle w:val="BodyText"/>
-        <w:bidi w:val="0"/>
-        <w:jc w:val="start"/>
+        <w:pStyle w:val="Normal"/>
         <w:rPr/>
       </w:pPr>
       <w:r>
@@ -1202,8 +1122,7 @@
     <w:p>
       <w:pPr>
         <w:pStyle w:val="Code"/>
-        <w:pBdr/>
-        <w:shd w:fill="FFFFFF" w:val="clear"/>
+        <w:shd w:val="clear" w:fill="FFFFFF"/>
         <w:bidi w:val="0"/>
         <w:jc w:val="start"/>
         <w:rPr/>
@@ -1218,8 +1137,7 @@
     <w:p>
       <w:pPr>
         <w:pStyle w:val="Code"/>
-        <w:pBdr/>
-        <w:shd w:fill="FFFFFF" w:val="clear"/>
+        <w:shd w:val="clear" w:fill="FFFFFF"/>
         <w:bidi w:val="0"/>
         <w:jc w:val="start"/>
         <w:rPr/>
@@ -1240,8 +1158,7 @@
     <w:p>
       <w:pPr>
         <w:pStyle w:val="Code"/>
-        <w:pBdr/>
-        <w:shd w:fill="FFFFFF" w:val="clear"/>
+        <w:shd w:val="clear" w:fill="FFFFFF"/>
         <w:bidi w:val="0"/>
         <w:jc w:val="start"/>
         <w:rPr/>
@@ -1256,8 +1173,7 @@
     <w:p>
       <w:pPr>
         <w:pStyle w:val="Code"/>
-        <w:pBdr/>
-        <w:shd w:fill="FFFFFF" w:val="clear"/>
+        <w:shd w:val="clear" w:fill="FFFFFF"/>
         <w:bidi w:val="0"/>
         <w:jc w:val="start"/>
         <w:rPr/>
@@ -1278,8 +1194,7 @@
     <w:p>
       <w:pPr>
         <w:pStyle w:val="Code"/>
-        <w:pBdr/>
-        <w:shd w:fill="FFFFFF" w:val="clear"/>
+        <w:shd w:val="clear" w:fill="FFFFFF"/>
         <w:bidi w:val="0"/>
         <w:jc w:val="start"/>
         <w:rPr/>
@@ -1300,8 +1215,7 @@
     <w:p>
       <w:pPr>
         <w:pStyle w:val="Code"/>
-        <w:pBdr/>
-        <w:shd w:fill="FFFFFF" w:val="clear"/>
+        <w:shd w:val="clear" w:fill="FFFFFF"/>
         <w:bidi w:val="0"/>
         <w:jc w:val="start"/>
         <w:rPr/>
@@ -1322,8 +1236,7 @@
     <w:p>
       <w:pPr>
         <w:pStyle w:val="Code"/>
-        <w:pBdr/>
-        <w:shd w:fill="FFFFFF" w:val="clear"/>
+        <w:shd w:val="clear" w:fill="FFFFFF"/>
         <w:bidi w:val="0"/>
         <w:jc w:val="start"/>
         <w:rPr/>
@@ -1350,8 +1263,7 @@
     <w:p>
       <w:pPr>
         <w:pStyle w:val="Code"/>
-        <w:pBdr/>
-        <w:shd w:fill="FFFFFF" w:val="clear"/>
+        <w:shd w:val="clear" w:fill="FFFFFF"/>
         <w:bidi w:val="0"/>
         <w:jc w:val="start"/>
         <w:rPr/>
@@ -1372,8 +1284,7 @@
     <w:p>
       <w:pPr>
         <w:pStyle w:val="Code"/>
-        <w:pBdr/>
-        <w:shd w:fill="FFFFFF" w:val="clear"/>
+        <w:shd w:val="clear" w:fill="FFFFFF"/>
         <w:bidi w:val="0"/>
         <w:jc w:val="start"/>
         <w:rPr/>
@@ -1394,8 +1305,7 @@
     <w:p>
       <w:pPr>
         <w:pStyle w:val="Code"/>
-        <w:pBdr/>
-        <w:shd w:fill="FFFFFF" w:val="clear"/>
+        <w:shd w:val="clear" w:fill="FFFFFF"/>
         <w:bidi w:val="0"/>
         <w:jc w:val="start"/>
         <w:rPr/>
@@ -1426,8 +1336,7 @@
     <w:p>
       <w:pPr>
         <w:pStyle w:val="Code"/>
-        <w:pBdr/>
-        <w:shd w:fill="FFFFFF" w:val="clear"/>
+        <w:shd w:val="clear" w:fill="FFFFFF"/>
         <w:bidi w:val="0"/>
         <w:jc w:val="start"/>
         <w:rPr/>
@@ -1448,8 +1357,7 @@
     <w:p>
       <w:pPr>
         <w:pStyle w:val="Code"/>
-        <w:pBdr/>
-        <w:shd w:fill="FFFFFF" w:val="clear"/>
+        <w:shd w:val="clear" w:fill="FFFFFF"/>
         <w:bidi w:val="0"/>
         <w:jc w:val="start"/>
         <w:rPr/>
@@ -1470,8 +1378,7 @@
     <w:p>
       <w:pPr>
         <w:pStyle w:val="Code"/>
-        <w:pBdr/>
-        <w:shd w:fill="FFFFFF" w:val="clear"/>
+        <w:shd w:val="clear" w:fill="FFFFFF"/>
         <w:bidi w:val="0"/>
         <w:jc w:val="start"/>
         <w:rPr/>
@@ -1498,8 +1405,7 @@
     <w:p>
       <w:pPr>
         <w:pStyle w:val="Code"/>
-        <w:pBdr/>
-        <w:shd w:fill="FFFFFF" w:val="clear"/>
+        <w:shd w:val="clear" w:fill="FFFFFF"/>
         <w:bidi w:val="0"/>
         <w:jc w:val="start"/>
         <w:rPr/>
@@ -1520,8 +1426,7 @@
     <w:p>
       <w:pPr>
         <w:pStyle w:val="Code"/>
-        <w:pBdr/>
-        <w:shd w:fill="FFFFFF" w:val="clear"/>
+        <w:shd w:val="clear" w:fill="FFFFFF"/>
         <w:bidi w:val="0"/>
         <w:jc w:val="start"/>
         <w:rPr/>
@@ -1544,8 +1449,7 @@
     <w:p>
       <w:pPr>
         <w:pStyle w:val="Code"/>
-        <w:pBdr/>
-        <w:shd w:fill="FFFFFF" w:val="clear"/>
+        <w:shd w:val="clear" w:fill="FFFFFF"/>
         <w:bidi w:val="0"/>
         <w:jc w:val="start"/>
         <w:rPr/>
@@ -1576,8 +1480,7 @@
     <w:p>
       <w:pPr>
         <w:pStyle w:val="Code"/>
-        <w:pBdr/>
-        <w:shd w:fill="FFFFFF" w:val="clear"/>
+        <w:shd w:val="clear" w:fill="FFFFFF"/>
         <w:bidi w:val="0"/>
         <w:jc w:val="start"/>
         <w:rPr/>
@@ -1598,8 +1501,7 @@
     <w:p>
       <w:pPr>
         <w:pStyle w:val="Code"/>
-        <w:pBdr/>
-        <w:shd w:fill="FFFFFF" w:val="clear"/>
+        <w:shd w:val="clear" w:fill="FFFFFF"/>
         <w:bidi w:val="0"/>
         <w:jc w:val="start"/>
         <w:rPr/>
@@ -1620,8 +1522,7 @@
     <w:p>
       <w:pPr>
         <w:pStyle w:val="Code"/>
-        <w:pBdr/>
-        <w:shd w:fill="FFFFFF" w:val="clear"/>
+        <w:shd w:val="clear" w:fill="FFFFFF"/>
         <w:bidi w:val="0"/>
         <w:jc w:val="start"/>
         <w:rPr/>
@@ -1644,8 +1545,7 @@
     <w:p>
       <w:pPr>
         <w:pStyle w:val="Code"/>
-        <w:pBdr/>
-        <w:shd w:fill="FFFFFF" w:val="clear"/>
+        <w:shd w:val="clear" w:fill="FFFFFF"/>
         <w:bidi w:val="0"/>
         <w:jc w:val="start"/>
         <w:rPr/>
@@ -1675,95 +1575,78 @@
     </w:p>
     <w:p>
       <w:pPr>
+        <w:pStyle w:val="Normal"/>
+        <w:rPr/>
+      </w:pPr>
+      <w:r>
+        <w:rPr>
+          <w:rStyle w:val="SourceText"/>
+        </w:rPr>
+        <w:t xml:space="preserve">if (pattern[0] != string[0]) </w:t>
+      </w:r>
+      <w:r>
+        <w:rPr>
+          <w:rStyle w:val="SourceText"/>
+        </w:rPr>
+        <w:t xml:space="preserve">둘다 </w:t>
+      </w:r>
+      <w:r>
+        <w:rPr>
+          <w:rStyle w:val="SourceText"/>
+        </w:rPr>
+        <w:t>NULL</w:t>
+      </w:r>
+      <w:r>
+        <w:rPr>
+          <w:rStyle w:val="SourceText"/>
+        </w:rPr>
+        <w:t>이기 때문에 조건문에 들어가지 못하고 계속 실행</w:t>
+      </w:r>
+    </w:p>
+    <w:p>
+      <w:pPr>
+        <w:pStyle w:val="Normal"/>
+        <w:rPr/>
+      </w:pPr>
+      <w:r>
+        <w:rPr>
+          <w:rStyle w:val="SourceText"/>
+        </w:rPr>
+        <w:t>string</w:t>
+      </w:r>
+      <w:r>
+        <w:rPr>
+          <w:rStyle w:val="SourceText"/>
+        </w:rPr>
+        <w:t>은 주어진 메모리 영역을 벗어남</w:t>
+      </w:r>
+    </w:p>
+    <w:p>
+      <w:pPr>
+        <w:pStyle w:val="Normal"/>
+        <w:rPr/>
+      </w:pPr>
+      <w:r>
+        <w:rPr>
+          <w:rStyle w:val="SourceText"/>
+        </w:rPr>
+        <w:t>while(patternLen)</w:t>
+      </w:r>
+      <w:r>
+        <w:rPr>
+          <w:rStyle w:val="SourceText"/>
+        </w:rPr>
+        <w:t>에 의해 반복</w:t>
+      </w:r>
+      <w:r>
+        <w:br w:type="page"/>
+      </w:r>
+    </w:p>
+    <w:p>
+      <w:pPr>
         <w:pStyle w:val="BodyText"/>
         <w:bidi w:val="0"/>
-        <w:jc w:val="start"/>
-        <w:rPr/>
-      </w:pPr>
-      <w:r>
-        <w:rPr>
-          <w:rStyle w:val="SourceText"/>
-          <w:sz w:val="22"/>
-        </w:rPr>
-        <w:t xml:space="preserve">if (pattern[0] != string[0]) </w:t>
-      </w:r>
-      <w:r>
-        <w:rPr>
-          <w:rStyle w:val="SourceText"/>
-          <w:rFonts w:ascii="Liberation Sans" w:hAnsi="Liberation Sans"/>
-          <w:sz w:val="21"/>
-        </w:rPr>
-        <w:t xml:space="preserve">둘다 </w:t>
-      </w:r>
-      <w:r>
-        <w:rPr>
-          <w:rStyle w:val="SourceText"/>
-          <w:sz w:val="22"/>
-        </w:rPr>
-        <w:t>NULL</w:t>
-      </w:r>
-      <w:r>
-        <w:rPr>
-          <w:rStyle w:val="SourceText"/>
-          <w:rFonts w:ascii="Liberation Sans" w:hAnsi="Liberation Sans"/>
-          <w:sz w:val="21"/>
-        </w:rPr>
-        <w:t>이기 때문에 조건문에 들어가지 못하고 계속 실행</w:t>
-      </w:r>
-    </w:p>
-    <w:p>
-      <w:pPr>
-        <w:pStyle w:val="BodyText"/>
-        <w:bidi w:val="0"/>
-        <w:jc w:val="start"/>
-        <w:rPr/>
-      </w:pPr>
-      <w:r>
-        <w:rPr>
-          <w:rStyle w:val="SourceText"/>
-          <w:sz w:val="22"/>
-        </w:rPr>
-        <w:t>string</w:t>
-      </w:r>
-      <w:r>
-        <w:rPr>
-          <w:rStyle w:val="SourceText"/>
-          <w:rFonts w:ascii="Liberation Sans" w:hAnsi="Liberation Sans"/>
-          <w:sz w:val="21"/>
-        </w:rPr>
-        <w:t>은 주어진 메모리 영역을 벗어남</w:t>
-      </w:r>
-    </w:p>
-    <w:p>
-      <w:pPr>
-        <w:pStyle w:val="BodyText"/>
-        <w:bidi w:val="0"/>
-        <w:jc w:val="start"/>
-        <w:rPr/>
-      </w:pPr>
-      <w:r>
-        <w:rPr>
-          <w:rStyle w:val="SourceText"/>
-          <w:sz w:val="22"/>
-        </w:rPr>
-        <w:t>while(patternLen)</w:t>
-      </w:r>
-      <w:r>
-        <w:rPr>
-          <w:rStyle w:val="SourceText"/>
-          <w:rFonts w:ascii="Liberation Sans" w:hAnsi="Liberation Sans"/>
-          <w:sz w:val="21"/>
-        </w:rPr>
-        <w:t>에 의해 반복</w:t>
-      </w:r>
-      <w:r>
-        <w:br w:type="page"/>
-      </w:r>
-    </w:p>
-    <w:p>
-      <w:pPr>
-        <w:pStyle w:val="BodyText"/>
-        <w:bidi w:val="0"/>
+        <w:spacing w:before="0" w:after="0"/>
         <w:jc w:val="start"/>
         <w:rPr>
           <w:rStyle w:val="SourceText"/>
@@ -1772,7 +1655,9 @@
         </w:rPr>
       </w:pPr>
       <w:r>
-        <w:rPr/>
+        <w:rPr>
+          <w:sz w:val="22"/>
+        </w:rPr>
       </w:r>
     </w:p>
     <w:p>
@@ -1789,21 +1674,20 @@
     </w:p>
     <w:p>
       <w:pPr>
-        <w:pStyle w:val="BodyText"/>
-        <w:bidi w:val="0"/>
-        <w:jc w:val="start"/>
-        <w:rPr/>
-      </w:pPr>
-      <w:r>
-        <w:rPr/>
+        <w:pStyle w:val="Normal"/>
+        <w:rPr/>
+      </w:pPr>
+      <w:r>
+        <w:rPr>
+          <w:rStyle w:val="SourceText"/>
+        </w:rPr>
         <w:t>변수 상태</w:t>
       </w:r>
     </w:p>
     <w:p>
       <w:pPr>
         <w:pStyle w:val="Code"/>
-        <w:pBdr/>
-        <w:shd w:fill="FFFFFF" w:val="clear"/>
+        <w:shd w:val="clear" w:fill="FFFFFF"/>
         <w:bidi w:val="0"/>
         <w:jc w:val="start"/>
         <w:rPr/>
@@ -1818,30 +1702,22 @@
     <w:p>
       <w:pPr>
         <w:pStyle w:val="Code"/>
-        <w:pBdr/>
-        <w:shd w:fill="FFFFFF" w:val="clear"/>
-        <w:bidi w:val="0"/>
-        <w:jc w:val="start"/>
-        <w:rPr/>
-      </w:pPr>
-      <w:r>
-        <w:rPr>
-          <w:rStyle w:val="SourceText"/>
-        </w:rPr>
-        <w:t xml:space="preserve">patternlen: </w:t>
-      </w:r>
-      <w:r>
-        <w:rPr>
-          <w:rStyle w:val="SourceText"/>
-        </w:rPr>
-        <w:t>2</w:t>
-      </w:r>
-    </w:p>
-    <w:p>
-      <w:pPr>
-        <w:pStyle w:val="Code"/>
-        <w:pBdr/>
-        <w:shd w:fill="FFFFFF" w:val="clear"/>
+        <w:shd w:val="clear" w:fill="FFFFFF"/>
+        <w:bidi w:val="0"/>
+        <w:jc w:val="start"/>
+        <w:rPr/>
+      </w:pPr>
+      <w:r>
+        <w:rPr>
+          <w:rStyle w:val="SourceText"/>
+        </w:rPr>
+        <w:t>patternlen: 2</w:t>
+      </w:r>
+    </w:p>
+    <w:p>
+      <w:pPr>
+        <w:pStyle w:val="Code"/>
+        <w:shd w:val="clear" w:fill="FFFFFF"/>
         <w:bidi w:val="0"/>
         <w:jc w:val="start"/>
         <w:rPr/>
@@ -1864,30 +1740,21 @@
     <w:p>
       <w:pPr>
         <w:pStyle w:val="Code"/>
-        <w:pBdr/>
-        <w:shd w:fill="FFFFFF" w:val="clear"/>
-        <w:bidi w:val="0"/>
-        <w:jc w:val="start"/>
-        <w:rPr/>
-      </w:pPr>
-      <w:r>
-        <w:rPr>
-          <w:rStyle w:val="SourceText"/>
-        </w:rPr>
-        <w:t>stringLen: -</w:t>
-      </w:r>
-      <w:r>
-        <w:rPr>
-          <w:rStyle w:val="SourceText"/>
-        </w:rPr>
-        <w:t>1</w:t>
-      </w:r>
-    </w:p>
-    <w:p>
-      <w:pPr>
-        <w:pStyle w:val="BodyText"/>
-        <w:bidi w:val="0"/>
-        <w:jc w:val="start"/>
+        <w:shd w:val="clear" w:fill="FFFFFF"/>
+        <w:bidi w:val="0"/>
+        <w:jc w:val="start"/>
+        <w:rPr/>
+      </w:pPr>
+      <w:r>
+        <w:rPr>
+          <w:rStyle w:val="SourceText"/>
+        </w:rPr>
+        <w:t>stringLen: -1</w:t>
+      </w:r>
+    </w:p>
+    <w:p>
+      <w:pPr>
+        <w:pStyle w:val="Normal"/>
         <w:rPr/>
       </w:pPr>
       <w:r>
@@ -1900,8 +1767,7 @@
     <w:p>
       <w:pPr>
         <w:pStyle w:val="Code"/>
-        <w:pBdr/>
-        <w:shd w:fill="FFFFFF" w:val="clear"/>
+        <w:shd w:val="clear" w:fill="FFFFFF"/>
         <w:bidi w:val="0"/>
         <w:jc w:val="start"/>
         <w:rPr/>
@@ -1918,8 +1784,7 @@
     <w:p>
       <w:pPr>
         <w:pStyle w:val="Code"/>
-        <w:pBdr/>
-        <w:shd w:fill="FFFFFF" w:val="clear"/>
+        <w:shd w:val="clear" w:fill="FFFFFF"/>
         <w:bidi w:val="0"/>
         <w:jc w:val="start"/>
         <w:rPr/>
@@ -1944,8 +1809,7 @@
     <w:p>
       <w:pPr>
         <w:pStyle w:val="Code"/>
-        <w:pBdr/>
-        <w:shd w:fill="FFFFFF" w:val="clear"/>
+        <w:shd w:val="clear" w:fill="FFFFFF"/>
         <w:bidi w:val="0"/>
         <w:jc w:val="start"/>
         <w:rPr/>
@@ -1962,8 +1826,7 @@
     <w:p>
       <w:pPr>
         <w:pStyle w:val="Code"/>
-        <w:pBdr/>
-        <w:shd w:fill="FFFFFF" w:val="clear"/>
+        <w:shd w:val="clear" w:fill="FFFFFF"/>
         <w:bidi w:val="0"/>
         <w:jc w:val="start"/>
         <w:rPr/>
@@ -1988,8 +1851,7 @@
     <w:p>
       <w:pPr>
         <w:pStyle w:val="Code"/>
-        <w:pBdr/>
-        <w:shd w:fill="FFFFFF" w:val="clear"/>
+        <w:shd w:val="clear" w:fill="FFFFFF"/>
         <w:bidi w:val="0"/>
         <w:jc w:val="start"/>
         <w:rPr/>
@@ -2014,8 +1876,7 @@
     <w:p>
       <w:pPr>
         <w:pStyle w:val="Code"/>
-        <w:pBdr/>
-        <w:shd w:fill="FFFFFF" w:val="clear"/>
+        <w:shd w:val="clear" w:fill="FFFFFF"/>
         <w:bidi w:val="0"/>
         <w:jc w:val="start"/>
         <w:rPr/>
@@ -2040,8 +1901,7 @@
     <w:p>
       <w:pPr>
         <w:pStyle w:val="Code"/>
-        <w:pBdr/>
-        <w:shd w:fill="FFFFFF" w:val="clear"/>
+        <w:shd w:val="clear" w:fill="FFFFFF"/>
         <w:bidi w:val="0"/>
         <w:jc w:val="start"/>
         <w:rPr/>
@@ -2074,8 +1934,7 @@
     <w:p>
       <w:pPr>
         <w:pStyle w:val="Code"/>
-        <w:pBdr/>
-        <w:shd w:fill="FFFFFF" w:val="clear"/>
+        <w:shd w:val="clear" w:fill="FFFFFF"/>
         <w:bidi w:val="0"/>
         <w:jc w:val="start"/>
         <w:rPr/>
@@ -2100,8 +1959,7 @@
     <w:p>
       <w:pPr>
         <w:pStyle w:val="Code"/>
-        <w:pBdr/>
-        <w:shd w:fill="FFFFFF" w:val="clear"/>
+        <w:shd w:val="clear" w:fill="FFFFFF"/>
         <w:bidi w:val="0"/>
         <w:jc w:val="start"/>
         <w:rPr/>
@@ -2126,8 +1984,7 @@
     <w:p>
       <w:pPr>
         <w:pStyle w:val="Code"/>
-        <w:pBdr/>
-        <w:shd w:fill="FFFFFF" w:val="clear"/>
+        <w:shd w:val="clear" w:fill="FFFFFF"/>
         <w:bidi w:val="0"/>
         <w:jc w:val="start"/>
         <w:rPr/>
@@ -2152,8 +2009,7 @@
     <w:p>
       <w:pPr>
         <w:pStyle w:val="Code"/>
-        <w:pBdr/>
-        <w:shd w:fill="FFFFFF" w:val="clear"/>
+        <w:shd w:val="clear" w:fill="FFFFFF"/>
         <w:bidi w:val="0"/>
         <w:jc w:val="start"/>
         <w:rPr/>
@@ -2188,8 +2044,7 @@
     <w:p>
       <w:pPr>
         <w:pStyle w:val="Code"/>
-        <w:pBdr/>
-        <w:shd w:fill="FFFFFF" w:val="clear"/>
+        <w:shd w:val="clear" w:fill="FFFFFF"/>
         <w:bidi w:val="0"/>
         <w:jc w:val="start"/>
         <w:rPr/>
@@ -2225,40 +2080,113 @@
     </w:p>
     <w:p>
       <w:pPr>
-        <w:pStyle w:val="BodyText"/>
-        <w:bidi w:val="0"/>
-        <w:jc w:val="start"/>
-        <w:rPr/>
-      </w:pPr>
-      <w:r>
-        <w:rPr>
-          <w:rStyle w:val="SourceText"/>
-          <w:sz w:val="22"/>
+        <w:pStyle w:val="Normal"/>
+        <w:rPr/>
+      </w:pPr>
+      <w:r>
+        <w:rPr>
+          <w:rStyle w:val="SourceText"/>
         </w:rPr>
         <w:t>stringLen</w:t>
       </w:r>
       <w:r>
         <w:rPr>
           <w:rStyle w:val="SourceText"/>
-          <w:rFonts w:ascii="Liberation Sans" w:hAnsi="Liberation Sans"/>
-          <w:sz w:val="21"/>
         </w:rPr>
         <w:t xml:space="preserve">이 </w:t>
       </w:r>
       <w:r>
         <w:rPr>
           <w:rStyle w:val="SourceText"/>
-          <w:sz w:val="22"/>
         </w:rPr>
         <w:t>-1</w:t>
       </w:r>
       <w:r>
         <w:rPr>
           <w:rStyle w:val="SourceText"/>
-          <w:rFonts w:ascii="Liberation Sans" w:hAnsi="Liberation Sans"/>
-          <w:sz w:val="21"/>
         </w:rPr>
         <w:t xml:space="preserve">이기 때문에 </w:t>
+      </w:r>
+      <w:r>
+        <w:rPr>
+          <w:rStyle w:val="SourceText"/>
+        </w:rPr>
+        <w:t>while(stringLen)</w:t>
+      </w:r>
+      <w:r>
+        <w:rPr>
+          <w:rStyle w:val="SourceText"/>
+        </w:rPr>
+        <w:t>에 들어가서 재귀 호출</w:t>
+      </w:r>
+    </w:p>
+    <w:p>
+      <w:pPr>
+        <w:pStyle w:val="Heading3"/>
+        <w:bidi w:val="0"/>
+        <w:ind w:hanging="0" w:start="0"/>
+        <w:jc w:val="start"/>
+        <w:rPr/>
+      </w:pPr>
+      <w:r>
+        <w:rPr/>
+      </w:r>
+    </w:p>
+    <w:p>
+      <w:pPr>
+        <w:pStyle w:val="Normal"/>
+        <w:rPr/>
+      </w:pPr>
+      <w:r>
+        <w:rPr>
+          <w:rStyle w:val="SourceText"/>
+        </w:rPr>
+        <w:t>변수 상태</w:t>
+      </w:r>
+    </w:p>
+    <w:p>
+      <w:pPr>
+        <w:pStyle w:val="Code"/>
+        <w:shd w:val="clear" w:fill="FFFFFF"/>
+        <w:bidi w:val="0"/>
+        <w:jc w:val="start"/>
+        <w:rPr/>
+      </w:pPr>
+      <w:r>
+        <w:rPr>
+          <w:rStyle w:val="SourceText"/>
+        </w:rPr>
+        <w:t>Pattern: [‘z’]</w:t>
+      </w:r>
+    </w:p>
+    <w:p>
+      <w:pPr>
+        <w:pStyle w:val="Code"/>
+        <w:shd w:val="clear" w:fill="FFFFFF"/>
+        <w:bidi w:val="0"/>
+        <w:jc w:val="start"/>
+        <w:rPr/>
+      </w:pPr>
+      <w:r>
+        <w:rPr>
+          <w:rStyle w:val="SourceText"/>
+        </w:rPr>
+        <w:t>patternlen: 1</w:t>
+      </w:r>
+    </w:p>
+    <w:p>
+      <w:pPr>
+        <w:pStyle w:val="Code"/>
+        <w:shd w:val="clear" w:fill="FFFFFF"/>
+        <w:bidi w:val="0"/>
+        <w:jc w:val="start"/>
+        <w:rPr/>
+      </w:pPr>
+      <w:r>
+        <w:rPr>
+          <w:rStyle w:val="SourceText"/>
+        </w:rPr>
+        <w:t xml:space="preserve">string: </w:t>
       </w:r>
       <w:r>
         <w:rPr>
@@ -2266,134 +2194,27 @@
           <w:sz w:val="18"/>
           <w:szCs w:val="18"/>
         </w:rPr>
-        <w:t>while(stringLen)</w:t>
-      </w:r>
-      <w:r>
-        <w:rPr>
-          <w:rStyle w:val="SourceText"/>
-          <w:sz w:val="18"/>
-          <w:szCs w:val="18"/>
-        </w:rPr>
-        <w:t>에 들어가서 재귀 호출</w:t>
-      </w:r>
-    </w:p>
-    <w:p>
-      <w:pPr>
-        <w:pStyle w:val="Heading3"/>
-        <w:bidi w:val="0"/>
-        <w:ind w:hanging="0" w:start="0"/>
-        <w:jc w:val="start"/>
-        <w:rPr/>
-      </w:pPr>
-      <w:r>
-        <w:rPr/>
-      </w:r>
-    </w:p>
-    <w:p>
-      <w:pPr>
-        <w:pStyle w:val="BodyText"/>
-        <w:bidi w:val="0"/>
-        <w:jc w:val="start"/>
-        <w:rPr/>
-      </w:pPr>
-      <w:r>
-        <w:rPr>
-          <w:rStyle w:val="SourceText"/>
-          <w:sz w:val="18"/>
-          <w:szCs w:val="18"/>
-        </w:rPr>
-        <w:t>변수 상태</w:t>
-      </w:r>
-    </w:p>
-    <w:p>
-      <w:pPr>
-        <w:pStyle w:val="Code"/>
-        <w:pBdr/>
-        <w:shd w:fill="FFFFFF" w:val="clear"/>
-        <w:bidi w:val="0"/>
-        <w:jc w:val="start"/>
-        <w:rPr/>
-      </w:pPr>
-      <w:r>
-        <w:rPr>
-          <w:rStyle w:val="SourceText"/>
-        </w:rPr>
-        <w:t>Pattern: [‘z’]</w:t>
-      </w:r>
-    </w:p>
-    <w:p>
-      <w:pPr>
-        <w:pStyle w:val="Code"/>
-        <w:pBdr/>
-        <w:shd w:fill="FFFFFF" w:val="clear"/>
-        <w:bidi w:val="0"/>
-        <w:jc w:val="start"/>
-        <w:rPr/>
-      </w:pPr>
-      <w:r>
-        <w:rPr>
-          <w:rStyle w:val="SourceText"/>
-        </w:rPr>
-        <w:t xml:space="preserve">patternlen: </w:t>
-      </w:r>
-      <w:r>
-        <w:rPr>
-          <w:rStyle w:val="SourceText"/>
-        </w:rPr>
-        <w:t>1</w:t>
-      </w:r>
-    </w:p>
-    <w:p>
-      <w:pPr>
-        <w:pStyle w:val="Code"/>
-        <w:pBdr/>
-        <w:shd w:fill="FFFFFF" w:val="clear"/>
-        <w:bidi w:val="0"/>
-        <w:jc w:val="start"/>
-        <w:rPr/>
-      </w:pPr>
-      <w:r>
-        <w:rPr>
-          <w:rStyle w:val="SourceText"/>
-        </w:rPr>
-        <w:t xml:space="preserve">string: </w:t>
-      </w:r>
-      <w:r>
-        <w:rPr>
-          <w:rStyle w:val="SourceText"/>
-          <w:sz w:val="18"/>
-          <w:szCs w:val="18"/>
-        </w:rPr>
         <w:t>잘못된 주소</w:t>
       </w:r>
     </w:p>
     <w:p>
       <w:pPr>
         <w:pStyle w:val="Code"/>
-        <w:pBdr/>
-        <w:shd w:fill="FFFFFF" w:val="clear"/>
-        <w:bidi w:val="0"/>
-        <w:jc w:val="start"/>
-        <w:rPr/>
-      </w:pPr>
-      <w:r>
-        <w:rPr>
-          <w:rStyle w:val="SourceText"/>
-        </w:rPr>
-        <w:t>stringLen: -</w:t>
-      </w:r>
-      <w:r>
-        <w:rPr>
-          <w:rStyle w:val="SourceText"/>
-        </w:rPr>
-        <w:t>1</w:t>
-      </w:r>
-    </w:p>
-    <w:p>
-      <w:pPr>
-        <w:pStyle w:val="BodyText"/>
-        <w:bidi w:val="0"/>
-        <w:jc w:val="start"/>
+        <w:shd w:val="clear" w:fill="FFFFFF"/>
+        <w:bidi w:val="0"/>
+        <w:jc w:val="start"/>
+        <w:rPr/>
+      </w:pPr>
+      <w:r>
+        <w:rPr>
+          <w:rStyle w:val="SourceText"/>
+        </w:rPr>
+        <w:t>stringLen: -1</w:t>
+      </w:r>
+    </w:p>
+    <w:p>
+      <w:pPr>
+        <w:pStyle w:val="Normal"/>
         <w:rPr/>
       </w:pPr>
       <w:r>
@@ -2406,8 +2227,7 @@
     <w:p>
       <w:pPr>
         <w:pStyle w:val="Code"/>
-        <w:pBdr/>
-        <w:shd w:fill="FFFFFF" w:val="clear"/>
+        <w:shd w:val="clear" w:fill="FFFFFF"/>
         <w:bidi w:val="0"/>
         <w:jc w:val="start"/>
         <w:rPr/>
@@ -2422,8 +2242,7 @@
     <w:p>
       <w:pPr>
         <w:pStyle w:val="Code"/>
-        <w:pBdr/>
-        <w:shd w:fill="FFFFFF" w:val="clear"/>
+        <w:shd w:val="clear" w:fill="FFFFFF"/>
         <w:bidi w:val="0"/>
         <w:jc w:val="start"/>
         <w:rPr/>
@@ -2444,8 +2263,7 @@
     <w:p>
       <w:pPr>
         <w:pStyle w:val="Code"/>
-        <w:pBdr/>
-        <w:shd w:fill="FFFFFF" w:val="clear"/>
+        <w:shd w:val="clear" w:fill="FFFFFF"/>
         <w:bidi w:val="0"/>
         <w:jc w:val="start"/>
         <w:rPr/>
@@ -2460,8 +2278,7 @@
     <w:p>
       <w:pPr>
         <w:pStyle w:val="Code"/>
-        <w:pBdr/>
-        <w:shd w:fill="FFFFFF" w:val="clear"/>
+        <w:shd w:val="clear" w:fill="FFFFFF"/>
         <w:bidi w:val="0"/>
         <w:jc w:val="start"/>
         <w:rPr/>
@@ -2482,8 +2299,7 @@
     <w:p>
       <w:pPr>
         <w:pStyle w:val="Code"/>
-        <w:pBdr/>
-        <w:shd w:fill="FFFFFF" w:val="clear"/>
+        <w:shd w:val="clear" w:fill="FFFFFF"/>
         <w:bidi w:val="0"/>
         <w:jc w:val="start"/>
         <w:rPr/>
@@ -2504,8 +2320,7 @@
     <w:p>
       <w:pPr>
         <w:pStyle w:val="Code"/>
-        <w:pBdr/>
-        <w:shd w:fill="FFFFFF" w:val="clear"/>
+        <w:shd w:val="clear" w:fill="FFFFFF"/>
         <w:bidi w:val="0"/>
         <w:jc w:val="start"/>
         <w:rPr/>
@@ -2526,8 +2341,7 @@
     <w:p>
       <w:pPr>
         <w:pStyle w:val="Code"/>
-        <w:pBdr/>
-        <w:shd w:fill="FFFFFF" w:val="clear"/>
+        <w:shd w:val="clear" w:fill="FFFFFF"/>
         <w:bidi w:val="0"/>
         <w:jc w:val="start"/>
         <w:rPr/>
@@ -2554,8 +2368,7 @@
     <w:p>
       <w:pPr>
         <w:pStyle w:val="Code"/>
-        <w:pBdr/>
-        <w:shd w:fill="FFFFFF" w:val="clear"/>
+        <w:shd w:val="clear" w:fill="FFFFFF"/>
         <w:bidi w:val="0"/>
         <w:jc w:val="start"/>
         <w:rPr/>
@@ -2576,8 +2389,7 @@
     <w:p>
       <w:pPr>
         <w:pStyle w:val="Code"/>
-        <w:pBdr/>
-        <w:shd w:fill="FFFFFF" w:val="clear"/>
+        <w:shd w:val="clear" w:fill="FFFFFF"/>
         <w:bidi w:val="0"/>
         <w:jc w:val="start"/>
         <w:rPr/>
@@ -2598,8 +2410,7 @@
     <w:p>
       <w:pPr>
         <w:pStyle w:val="Code"/>
-        <w:pBdr/>
-        <w:shd w:fill="FFFFFF" w:val="clear"/>
+        <w:shd w:val="clear" w:fill="FFFFFF"/>
         <w:bidi w:val="0"/>
         <w:jc w:val="start"/>
         <w:rPr/>
@@ -2669,8 +2480,7 @@
     <w:p>
       <w:pPr>
         <w:pStyle w:val="Code"/>
-        <w:pBdr/>
-        <w:shd w:fill="FFFFFF" w:val="clear"/>
+        <w:shd w:val="clear" w:fill="FFFFFF"/>
         <w:bidi w:val="0"/>
         <w:jc w:val="start"/>
         <w:rPr/>
@@ -2685,8 +2495,7 @@
     <w:p>
       <w:pPr>
         <w:pStyle w:val="Code"/>
-        <w:pBdr/>
-        <w:shd w:fill="FFFFFF" w:val="clear"/>
+        <w:shd w:val="clear" w:fill="FFFFFF"/>
         <w:bidi w:val="0"/>
         <w:jc w:val="start"/>
         <w:rPr/>
@@ -2707,8 +2516,7 @@
     <w:p>
       <w:pPr>
         <w:pStyle w:val="Code"/>
-        <w:pBdr/>
-        <w:shd w:fill="FFFFFF" w:val="clear"/>
+        <w:shd w:val="clear" w:fill="FFFFFF"/>
         <w:bidi w:val="0"/>
         <w:jc w:val="start"/>
         <w:rPr/>
@@ -2723,8 +2531,7 @@
     <w:p>
       <w:pPr>
         <w:pStyle w:val="Code"/>
-        <w:pBdr/>
-        <w:shd w:fill="FFFFFF" w:val="clear"/>
+        <w:shd w:val="clear" w:fill="FFFFFF"/>
         <w:bidi w:val="0"/>
         <w:jc w:val="start"/>
         <w:rPr/>
@@ -2739,30 +2546,22 @@
     <w:p>
       <w:pPr>
         <w:pStyle w:val="Code"/>
-        <w:pBdr/>
-        <w:shd w:fill="FFFFFF" w:val="clear"/>
-        <w:bidi w:val="0"/>
-        <w:jc w:val="start"/>
-        <w:rPr/>
-      </w:pPr>
-      <w:r>
-        <w:rPr>
-          <w:rStyle w:val="SourceText"/>
-        </w:rPr>
-        <w:t>+</w:t>
-      </w:r>
-      <w:r>
-        <w:rPr>
-          <w:rStyle w:val="SourceText"/>
-        </w:rPr>
-        <w:t xml:space="preserve">    while(patternLen &amp;&amp; stringLen) {</w:t>
-      </w:r>
-    </w:p>
-    <w:p>
-      <w:pPr>
-        <w:pStyle w:val="Code"/>
-        <w:pBdr/>
-        <w:shd w:fill="FFFFFF" w:val="clear"/>
+        <w:shd w:val="clear" w:fill="FFFFFF"/>
+        <w:bidi w:val="0"/>
+        <w:jc w:val="start"/>
+        <w:rPr/>
+      </w:pPr>
+      <w:r>
+        <w:rPr>
+          <w:rStyle w:val="SourceText"/>
+        </w:rPr>
+        <w:t>+    while(patternLen &amp;&amp; stringLen) {</w:t>
+      </w:r>
+    </w:p>
+    <w:p>
+      <w:pPr>
+        <w:pStyle w:val="Code"/>
+        <w:shd w:val="clear" w:fill="FFFFFF"/>
         <w:bidi w:val="0"/>
         <w:jc w:val="start"/>
         <w:rPr/>
@@ -2783,8 +2582,7 @@
     <w:p>
       <w:pPr>
         <w:pStyle w:val="Code"/>
-        <w:pBdr/>
-        <w:shd w:fill="FFFFFF" w:val="clear"/>
+        <w:shd w:val="clear" w:fill="FFFFFF"/>
         <w:bidi w:val="0"/>
         <w:jc w:val="start"/>
         <w:rPr/>
@@ -2805,8 +2603,7 @@
     <w:p>
       <w:pPr>
         <w:pStyle w:val="Code"/>
-        <w:pBdr/>
-        <w:shd w:fill="FFFFFF" w:val="clear"/>
+        <w:shd w:val="clear" w:fill="FFFFFF"/>
         <w:bidi w:val="0"/>
         <w:jc w:val="start"/>
         <w:rPr/>
@@ -2827,8 +2624,6 @@
     <w:p>
       <w:pPr>
         <w:pStyle w:val="Normal"/>
-        <w:bidi w:val="0"/>
-        <w:jc w:val="start"/>
         <w:rPr/>
       </w:pPr>
       <w:r>
@@ -2924,6 +2719,7 @@
         </w:tabs>
         <w:ind w:start="432" w:hanging="432"/>
       </w:pPr>
+      <w:rPr/>
     </w:lvl>
     <w:lvl w:ilvl="1">
       <w:start w:val="1"/>
@@ -2937,6 +2733,7 @@
         </w:tabs>
         <w:ind w:start="576" w:hanging="576"/>
       </w:pPr>
+      <w:rPr/>
     </w:lvl>
     <w:lvl w:ilvl="2">
       <w:start w:val="1"/>
@@ -2950,6 +2747,7 @@
         </w:tabs>
         <w:ind w:start="720" w:hanging="720"/>
       </w:pPr>
+      <w:rPr/>
     </w:lvl>
     <w:lvl w:ilvl="3">
       <w:start w:val="1"/>
@@ -2963,6 +2761,7 @@
         </w:tabs>
         <w:ind w:start="864" w:hanging="864"/>
       </w:pPr>
+      <w:rPr/>
     </w:lvl>
     <w:lvl w:ilvl="4">
       <w:start w:val="1"/>
@@ -2976,6 +2775,7 @@
         </w:tabs>
         <w:ind w:start="1008" w:hanging="1008"/>
       </w:pPr>
+      <w:rPr/>
     </w:lvl>
     <w:lvl w:ilvl="5">
       <w:start w:val="1"/>
@@ -2989,6 +2789,7 @@
         </w:tabs>
         <w:ind w:start="1152" w:hanging="1152"/>
       </w:pPr>
+      <w:rPr/>
     </w:lvl>
     <w:lvl w:ilvl="6">
       <w:start w:val="1"/>
@@ -3002,6 +2803,7 @@
         </w:tabs>
         <w:ind w:start="1296" w:hanging="1296"/>
       </w:pPr>
+      <w:rPr/>
     </w:lvl>
     <w:lvl w:ilvl="7">
       <w:start w:val="1"/>
@@ -3015,6 +2817,7 @@
         </w:tabs>
         <w:ind w:start="1440" w:hanging="1440"/>
       </w:pPr>
+      <w:rPr/>
     </w:lvl>
     <w:lvl w:ilvl="8">
       <w:start w:val="1"/>
@@ -3028,6 +2831,7 @@
         </w:tabs>
         <w:ind w:start="1584" w:hanging="1584"/>
       </w:pPr>
+      <w:rPr/>
     </w:lvl>
   </w:abstractNum>
   <w:num w:numId="1">
@@ -3059,11 +2863,11 @@
     <w:qFormat/>
     <w:pPr>
       <w:widowControl w:val="false"/>
-      <w:kinsoku w:val="true"/>
-      <w:overflowPunct w:val="true"/>
-      <w:autoSpaceDE w:val="true"/>
+      <w:suppressAutoHyphens w:val="true"/>
+      <w:overflowPunct w:val="false"/>
       <w:bidi w:val="0"/>
-      <w:spacing w:lineRule="auto" w:line="288"/>
+      <w:spacing w:lineRule="auto" w:line="288" w:before="0" w:after="0"/>
+      <w:jc w:val="start"/>
     </w:pPr>
     <w:rPr>
       <w:rFonts w:ascii="Liberation Sans" w:hAnsi="Liberation Sans" w:eastAsia="Droid Sans Fallback" w:cs="FreeSans"/>
@@ -3284,8 +3088,8 @@
     <w:qFormat/>
     <w:rPr/>
   </w:style>
-  <w:style w:type="character" w:styleId="Bullets">
-    <w:name w:val="Bullets"/>
+  <w:style w:type="character" w:styleId="Bulletsuser">
+    <w:name w:val="Bullets (user)"/>
     <w:qFormat/>
     <w:rPr>
       <w:rFonts w:ascii="OpenSymbol" w:hAnsi="OpenSymbol" w:eastAsia="OpenSymbol" w:cs="OpenSymbol"/>
@@ -3306,10 +3110,17 @@
       <w:lang w:val="zxx" w:eastAsia="zxx" w:bidi="zxx"/>
     </w:rPr>
   </w:style>
+  <w:style w:type="character" w:styleId="EndnoteCharactersuser">
+    <w:name w:val="Endnote Characters (user)"/>
+    <w:qFormat/>
+    <w:rPr/>
+  </w:style>
   <w:style w:type="character" w:styleId="EndnoteCharacters">
     <w:name w:val="Endnote Characters"/>
     <w:qFormat/>
-    <w:rPr/>
+    <w:rPr>
+      <w:vertAlign w:val="superscript"/>
+    </w:rPr>
   </w:style>
   <w:style w:type="character" w:styleId="EndnoteReference">
     <w:name w:val="endnote reference"/>
@@ -3382,8 +3193,8 @@
       <w:rFonts w:cs="FreeSans"/>
     </w:rPr>
   </w:style>
-  <w:style w:type="paragraph" w:styleId="BlockQuotation">
-    <w:name w:val="Block Quotation"/>
+  <w:style w:type="paragraph" w:styleId="BlockQuotationuser">
+    <w:name w:val="Block Quotation (user)"/>
     <w:basedOn w:val="Normal"/>
     <w:qFormat/>
     <w:pPr>
@@ -3439,7 +3250,7 @@
         <w:bottom w:val="single" w:sz="2" w:space="3" w:color="FF7F66"/>
         <w:right w:val="single" w:sz="2" w:space="3" w:color="FF7F66"/>
       </w:pBdr>
-      <w:shd w:fill="FFF6E5" w:val="clear"/>
+      <w:shd w:val="clear" w:fill="FFF6E5"/>
       <w:tabs>
         <w:tab w:val="clear" w:pos="709"/>
       </w:tabs>
@@ -3564,8 +3375,8 @@
       <w:sz w:val="20"/>
     </w:rPr>
   </w:style>
-  <w:style w:type="paragraph" w:styleId="FooterRight">
-    <w:name w:val="Footer Right"/>
+  <w:style w:type="paragraph" w:styleId="FooterRightuser">
+    <w:name w:val="Footer Right (user)"/>
     <w:basedOn w:val="Normal"/>
     <w:qFormat/>
     <w:pPr>
@@ -3582,8 +3393,8 @@
       <w:sz w:val="18"/>
     </w:rPr>
   </w:style>
-  <w:style w:type="paragraph" w:styleId="FooterLeft">
-    <w:name w:val="Footer Left"/>
+  <w:style w:type="paragraph" w:styleId="FooterLeftuser">
+    <w:name w:val="Footer Left (user)"/>
     <w:basedOn w:val="Normal"/>
     <w:qFormat/>
     <w:pPr>
